--- a/ТПИС/ТПИС4.docx
+++ b/ТПИС/ТПИС4.docx
@@ -155,7 +155,7 @@
         <w:rPr>
           <w:rFonts w:hint="default"/>
         </w:rPr>
-        <w:t>ЖИЗНЕННЫЙ ЦИКЛ ИС</w:t>
+        <w:t>КОНЦЕПТУАЛЬНОЕ ПРОЕКТИРОВАНИЕ ИС</w:t>
       </w:r>
     </w:p>
     <w:p>
@@ -467,7 +467,7 @@
           <w:bCs/>
           <w:lang w:val="ru-RU"/>
         </w:rPr>
-        <w:t>3</w:t>
+        <w:t>4</w:t>
       </w:r>
     </w:p>
     <w:p>
@@ -503,7 +503,7 @@
           <w:bCs/>
           <w:lang w:val="ru-RU"/>
         </w:rPr>
-        <w:t>Жизненный цикл ИС</w:t>
+        <w:t>Концептуальное проектирование ИС</w:t>
       </w:r>
       <w:r>
         <w:rPr>
@@ -574,32 +574,176 @@
           <w:rFonts w:hint="default"/>
           <w:lang w:val="ru-RU"/>
         </w:rPr>
-        <w:t>Функциональная структура системы (MindMap) включает три основных блока. Первый — «Загрузка и обработка»: импорт CSV/Excel, подключение к СУБД, базовая очистка. Второй — «Визуализация»: конструктор графиков, сводные таблицы, фильтры. Третий — «Системные функции»: авторизация, сохранение конфигураций, экспорт в PDF/Excel.</w:t>
-      </w:r>
-    </w:p>
-    <w:p>
-      <w:pPr>
-        <w:bidi w:val="0"/>
+        <w:t xml:space="preserve">Функциональная структура системы (MindMap) включает три основных блока. Первый </w:t>
+      </w:r>
+      <w:bookmarkStart w:id="0" w:name="_GoBack"/>
+      <w:bookmarkEnd w:id="0"/>
+      <w:r>
         <w:rPr>
           <w:rFonts w:hint="default"/>
           <w:lang w:val="ru-RU"/>
         </w:rPr>
-      </w:pPr>
-      <w:r>
+        <w:t>— «Загрузка и обработка»: импорт CSV/Excel, подключение к СУБД, базовая очистка. Второй — «Визуализация»: конструктор графиков, сводные таблицы, фильтры. Третий — «Системные функции»: авторизация, сохранение конфигураций, экспорт в PDF/Excel.</w:t>
+      </w:r>
+    </w:p>
+    <w:p>
+      <w:pPr>
+        <w:bidi w:val="0"/>
         <w:rPr>
           <w:rFonts w:hint="default"/>
           <w:lang w:val="ru-RU"/>
         </w:rPr>
-        <w:t>Портрет пользователя — руководитель, не владеющий техническими навыками, нуждающийся в оперативной отчетности. Карта пользовательских историй (USM) определяет следующие приоритеты. Критичные функции (Must Have): вход в систему,</w:t>
-      </w:r>
-      <w:bookmarkStart w:id="0" w:name="_GoBack"/>
-      <w:bookmarkEnd w:id="0"/>
+      </w:pPr>
       <w:r>
         <w:rPr>
           <w:rFonts w:hint="default"/>
           <w:lang w:val="ru-RU"/>
         </w:rPr>
-        <w:t xml:space="preserve"> загрузка файлов, выбор типа графика, фильтрация данных, экспорт в PDF. Второстепенные функции (Nice to Have): восстановление пароля, подключение к живой БД, тонкая настройка дизайна, прогнозирование. Такой подход обеспечивает быстрое внедрение и решение основной задачи пользователя без перегрузки интерфейса.</w:t>
+        <w:t>Портрет пользователя — руководитель, не владеющий техническими навыками, нуждающийся в оперативной отчетности. Карта пользовательских историй (USM) определяет следующие приоритеты. Критичные функции (Must Have): вход в систему, загрузка файлов, выбор типа графика, фильтрация данных, экспорт в PDF. Второстепенные функции (Nice to Have): восстановление пароля, подключение к живой БД, тонкая настройка дизайна, прогнозирование. Архитектурно-функциональная структура АИС представлена на двух диаграммах. Рисунок 1 содержит UML-модель системы, а Рисунок 2 — MindMap , детализирующую функциональные требования и пользовательские сценарии, что обеспечивает наглядное обоснование проектных решений.</w:t>
+      </w:r>
+    </w:p>
+    <w:p>
+      <w:pPr>
+        <w:bidi w:val="0"/>
+        <w:ind w:left="0" w:leftChars="0" w:firstLine="0" w:firstLineChars="0"/>
+        <w:jc w:val="center"/>
+      </w:pPr>
+      <w:r>
+        <w:drawing>
+          <wp:inline distT="0" distB="0" distL="114300" distR="114300">
+            <wp:extent cx="4968875" cy="3085465"/>
+            <wp:effectExtent l="0" t="0" r="14605" b="8255"/>
+            <wp:docPr id="1" name="Изображение 1"/>
+            <wp:cNvGraphicFramePr>
+              <a:graphicFrameLocks xmlns:a="http://schemas.openxmlformats.org/drawingml/2006/main" noChangeAspect="1"/>
+            </wp:cNvGraphicFramePr>
+            <a:graphic xmlns:a="http://schemas.openxmlformats.org/drawingml/2006/main">
+              <a:graphicData uri="http://schemas.openxmlformats.org/drawingml/2006/picture">
+                <pic:pic xmlns:pic="http://schemas.openxmlformats.org/drawingml/2006/picture">
+                  <pic:nvPicPr>
+                    <pic:cNvPr id="1" name="Изображение 1"/>
+                    <pic:cNvPicPr>
+                      <a:picLocks noChangeAspect="1"/>
+                    </pic:cNvPicPr>
+                  </pic:nvPicPr>
+                  <pic:blipFill>
+                    <a:blip r:embed="rId7"/>
+                    <a:stretch>
+                      <a:fillRect/>
+                    </a:stretch>
+                  </pic:blipFill>
+                  <pic:spPr>
+                    <a:xfrm>
+                      <a:off x="0" y="0"/>
+                      <a:ext cx="4968875" cy="3085465"/>
+                    </a:xfrm>
+                    <a:prstGeom prst="rect">
+                      <a:avLst/>
+                    </a:prstGeom>
+                    <a:noFill/>
+                    <a:ln>
+                      <a:noFill/>
+                    </a:ln>
+                  </pic:spPr>
+                </pic:pic>
+              </a:graphicData>
+            </a:graphic>
+          </wp:inline>
+        </w:drawing>
+      </w:r>
+    </w:p>
+    <w:p>
+      <w:pPr>
+        <w:bidi w:val="0"/>
+        <w:ind w:left="0" w:leftChars="0" w:firstLine="0" w:firstLineChars="0"/>
+        <w:jc w:val="center"/>
+      </w:pPr>
+      <w:r>
+        <w:rPr>
+          <w:rFonts w:hint="default"/>
+        </w:rPr>
+        <w:t>Рисунок</w:t>
+      </w:r>
+      <w:r>
+        <w:rPr>
+          <w:rFonts w:hint="default"/>
+          <w:lang w:val="ru-RU"/>
+        </w:rPr>
+        <w:t xml:space="preserve"> 1</w:t>
+      </w:r>
+      <w:r>
+        <w:rPr>
+          <w:rFonts w:hint="default"/>
+        </w:rPr>
+        <w:t xml:space="preserve"> — USM портрет пользователя и приоритизация функций АИС</w:t>
+      </w:r>
+    </w:p>
+    <w:p>
+      <w:pPr>
+        <w:bidi w:val="0"/>
+        <w:ind w:left="0" w:leftChars="0" w:firstLine="0" w:firstLineChars="0"/>
+        <w:jc w:val="center"/>
+      </w:pPr>
+      <w:r>
+        <w:drawing>
+          <wp:inline distT="0" distB="0" distL="114300" distR="114300">
+            <wp:extent cx="3509010" cy="3231515"/>
+            <wp:effectExtent l="0" t="0" r="11430" b="14605"/>
+            <wp:docPr id="2" name="Изображение 1"/>
+            <wp:cNvGraphicFramePr>
+              <a:graphicFrameLocks xmlns:a="http://schemas.openxmlformats.org/drawingml/2006/main" noChangeAspect="1"/>
+            </wp:cNvGraphicFramePr>
+            <a:graphic xmlns:a="http://schemas.openxmlformats.org/drawingml/2006/main">
+              <a:graphicData uri="http://schemas.openxmlformats.org/drawingml/2006/picture">
+                <pic:pic xmlns:pic="http://schemas.openxmlformats.org/drawingml/2006/picture">
+                  <pic:nvPicPr>
+                    <pic:cNvPr id="2" name="Изображение 1"/>
+                    <pic:cNvPicPr>
+                      <a:picLocks noChangeAspect="1"/>
+                    </pic:cNvPicPr>
+                  </pic:nvPicPr>
+                  <pic:blipFill>
+                    <a:blip r:embed="rId8"/>
+                    <a:stretch>
+                      <a:fillRect/>
+                    </a:stretch>
+                  </pic:blipFill>
+                  <pic:spPr>
+                    <a:xfrm>
+                      <a:off x="0" y="0"/>
+                      <a:ext cx="3509010" cy="3231515"/>
+                    </a:xfrm>
+                    <a:prstGeom prst="rect">
+                      <a:avLst/>
+                    </a:prstGeom>
+                    <a:noFill/>
+                    <a:ln>
+                      <a:noFill/>
+                    </a:ln>
+                  </pic:spPr>
+                </pic:pic>
+              </a:graphicData>
+            </a:graphic>
+          </wp:inline>
+        </w:drawing>
+      </w:r>
+    </w:p>
+    <w:p>
+      <w:pPr>
+        <w:bidi w:val="0"/>
+        <w:ind w:left="0" w:leftChars="0" w:firstLine="0" w:firstLineChars="0"/>
+        <w:jc w:val="center"/>
+        <w:rPr>
+          <w:rFonts w:hint="default"/>
+          <w:lang w:val="ru-RU"/>
+        </w:rPr>
+      </w:pPr>
+      <w:r>
+        <w:rPr>
+          <w:rFonts w:hint="default"/>
+          <w:lang w:val="ru-RU"/>
+        </w:rPr>
+        <w:t>Рисунок 2 — MindMap функциональной структуры АИС</w:t>
       </w:r>
     </w:p>
     <w:sectPr>
